--- a/.docu/Memòria/Part pràctica + detallada.docx
+++ b/.docu/Memòria/Part pràctica + detallada.docx
@@ -1,6 +1,6 @@
 
 <file path=word/document.xml><?xml version="1.0" encoding="utf-8"?>
-<w:document xmlns:wpc="http://schemas.microsoft.com/office/word/2010/wordprocessingCanvas" xmlns:cx="http://schemas.microsoft.com/office/drawing/2014/chartex" xmlns:cx1="http://schemas.microsoft.com/office/drawing/2015/9/8/chartex" xmlns:cx2="http://schemas.microsoft.com/office/drawing/2015/10/21/chartex" xmlns:cx3="http://schemas.microsoft.com/office/drawing/2016/5/9/chartex" xmlns:cx4="http://schemas.microsoft.com/office/drawing/2016/5/10/chartex" xmlns:cx5="http://schemas.microsoft.com/office/drawing/2016/5/11/chartex" xmlns:cx6="http://schemas.microsoft.com/office/drawing/2016/5/12/chartex" xmlns:cx7="http://schemas.microsoft.com/office/drawing/2016/5/13/chartex" xmlns:cx8="http://schemas.microsoft.com/office/drawing/2016/5/14/chartex" xmlns:mc="http://schemas.openxmlformats.org/markup-compatibility/2006" xmlns:m="http://schemas.openxmlformats.org/officeDocument/2006/math" xmlns:aink="http://schemas.microsoft.com/office/drawing/2016/ink" xmlns:am3d="http://schemas.microsoft.com/office/drawing/2017/model3d" xmlns:oel="http://schemas.microsoft.com/office/2019/extlst" xmlns:r="http://schemas.openxmlformats.org/officeDocument/2006/relationships" xmlns:wp14="http://schemas.microsoft.com/office/word/2010/wordprocessingDrawing" xmlns:wp="http://schemas.openxmlformats.org/drawingml/2006/wordprocessingDrawing" xmlns:wpg="http://schemas.microsoft.com/office/word/2010/wordprocessingGroup" xmlns:wpi="http://schemas.microsoft.com/office/word/2010/wordprocessingInk" xmlns:wps="http://schemas.microsoft.com/office/word/2010/wordprocessingShape" xmlns:o="urn:schemas-microsoft-com:office:office" xmlns:v="urn:schemas-microsoft-com:vml" xmlns:w10="urn:schemas-microsoft-com:office:word" xmlns:w="http://schemas.openxmlformats.org/wordprocessingml/2006/main" xmlns:w14="http://schemas.microsoft.com/office/word/2010/wordml" xmlns:w15="http://schemas.microsoft.com/office/word/2012/wordml" xmlns:w16cex="http://schemas.microsoft.com/office/word/2018/wordml/cex" xmlns:w16cid="http://schemas.microsoft.com/office/word/2016/wordml/cid" xmlns:w16="http://schemas.microsoft.com/office/word/2018/wordml" xmlns:w16sdtdh="http://schemas.microsoft.com/office/word/2020/wordml/sdtdatahash" xmlns:w16sdtfl="http://schemas.microsoft.com/office/word/2024/wordml/sdtformatlock" xmlns:w16se="http://schemas.microsoft.com/office/word/2015/wordml/symex" xmlns:w16du="http://schemas.microsoft.com/office/word/2023/wordml/word16du" xmlns:wne="http://schemas.microsoft.com/office/word/2006/wordml" mc:Ignorable="w14 w15 w16se w16cid w16 w16cex w16sdtdh w16sdtfl w16du wp14">
+<w:document xmlns:wpc="http://schemas.microsoft.com/office/word/2010/wordprocessingCanvas" xmlns:cx="http://schemas.microsoft.com/office/drawing/2014/chartex" xmlns:cx1="http://schemas.microsoft.com/office/drawing/2015/9/8/chartex" xmlns:cx2="http://schemas.microsoft.com/office/drawing/2015/10/21/chartex" xmlns:cx3="http://schemas.microsoft.com/office/drawing/2016/5/9/chartex" xmlns:cx4="http://schemas.microsoft.com/office/drawing/2016/5/10/chartex" xmlns:cx5="http://schemas.microsoft.com/office/drawing/2016/5/11/chartex" xmlns:cx6="http://schemas.microsoft.com/office/drawing/2016/5/12/chartex" xmlns:cx7="http://schemas.microsoft.com/office/drawing/2016/5/13/chartex" xmlns:cx8="http://schemas.microsoft.com/office/drawing/2016/5/14/chartex" xmlns:mc="http://schemas.openxmlformats.org/markup-compatibility/2006" xmlns:m="http://schemas.openxmlformats.org/officeDocument/2006/math" xmlns:aink="http://schemas.microsoft.com/office/drawing/2016/ink" xmlns:am3d="http://schemas.microsoft.com/office/drawing/2017/model3d" xmlns:oel="http://schemas.microsoft.com/office/2019/extlst" xmlns:r="http://schemas.openxmlformats.org/officeDocument/2006/relationships" xmlns:wp14="http://schemas.microsoft.com/office/word/2010/wordprocessingDrawing" xmlns:wp="http://schemas.openxmlformats.org/drawingml/2006/wordprocessingDrawing" xmlns:wpg="http://schemas.microsoft.com/office/word/2010/wordprocessingGroup" xmlns:wpi="http://schemas.microsoft.com/office/word/2010/wordprocessingInk" xmlns:wps="http://schemas.microsoft.com/office/word/2010/wordprocessingShape" xmlns:o="urn:schemas-microsoft-com:office:office" xmlns:v="urn:schemas-microsoft-com:vml" xmlns:w10="urn:schemas-microsoft-com:office:word" xmlns:w="http://schemas.openxmlformats.org/wordprocessingml/2006/main" xmlns:w14="http://schemas.microsoft.com/office/word/2010/wordml" xmlns:w15="http://schemas.microsoft.com/office/word/2012/wordml" xmlns:w16cei="http://schemas.microsoft.com/office/word/2026/wordml/cei" xmlns:w16cex="http://schemas.microsoft.com/office/word/2018/wordml/cex" xmlns:w16cid="http://schemas.microsoft.com/office/word/2016/wordml/cid" xmlns:w16="http://schemas.microsoft.com/office/word/2018/wordml" xmlns:w16sdtdh="http://schemas.microsoft.com/office/word/2020/wordml/sdtdatahash" xmlns:w16sdtfl="http://schemas.microsoft.com/office/word/2024/wordml/sdtformatlock" xmlns:w16se="http://schemas.microsoft.com/office/word/2015/wordml/symex" xmlns:w16du="http://schemas.microsoft.com/office/word/2023/wordml/word16du" xmlns:wne="http://schemas.microsoft.com/office/word/2006/wordml" mc:Ignorable="w14 w15 w16se w16cid w16 w16cex w16sdtdh w16sdtfl w16du wp14">
   <w:body>
     <w:p>
       <w:pPr>
@@ -22,214 +22,9 @@
           <w:szCs w:val="28"/>
           <w:u w:val="single"/>
         </w:rPr>
-        <w:t>Introducció</w:t>
-      </w:r>
-    </w:p>
-    <w:p>
-      <w:pPr>
-        <w:rPr>
-          <w:rFonts w:ascii="Helvetica" w:hAnsi="Helvetica"/>
-          <w:color w:val="222222"/>
-          <w:shd w:val="clear" w:color="auto" w:fill="FFFFFF"/>
-        </w:rPr>
-      </w:pPr>
-      <w:r>
-        <w:rPr>
-          <w:rFonts w:ascii="Helvetica" w:hAnsi="Helvetica"/>
-          <w:color w:val="222222"/>
-          <w:shd w:val="clear" w:color="auto" w:fill="FFFFFF"/>
-        </w:rPr>
-        <w:t>En aquest sentit, la memòria escrita ha de comptar amb una introducció que expliqui la motivació del treball i expliciti quines han estat les contribucions de l’estudiant (per exemple: càlculs addicionals, exemples propis, nou punt de vista i, si fos el cas, noves aplicacions o resultats originals).</w:t>
-      </w:r>
-    </w:p>
-    <w:p>
-      <w:pPr>
-        <w:pStyle w:val="ListParagraph"/>
-        <w:numPr>
-          <w:ilvl w:val="0"/>
-          <w:numId w:val="6"/>
-        </w:numPr>
-        <w:rPr>
-          <w:rFonts w:ascii="Helvetica" w:hAnsi="Helvetica"/>
-          <w:color w:val="222222"/>
-          <w:shd w:val="clear" w:color="auto" w:fill="FFFFFF"/>
-        </w:rPr>
-      </w:pPr>
-      <w:r>
-        <w:rPr>
-          <w:rFonts w:ascii="Helvetica" w:hAnsi="Helvetica"/>
-          <w:color w:val="222222"/>
-          <w:shd w:val="clear" w:color="auto" w:fill="FFFFFF"/>
-        </w:rPr>
-        <w:t>Breu introducció</w:t>
-      </w:r>
-    </w:p>
-    <w:p>
-      <w:pPr>
-        <w:pStyle w:val="ListParagraph"/>
-        <w:numPr>
-          <w:ilvl w:val="0"/>
-          <w:numId w:val="6"/>
-        </w:numPr>
-        <w:rPr>
-          <w:rFonts w:ascii="Helvetica" w:hAnsi="Helvetica"/>
-          <w:color w:val="222222"/>
-          <w:shd w:val="clear" w:color="auto" w:fill="FFFFFF"/>
-        </w:rPr>
-      </w:pPr>
-      <w:r>
-        <w:rPr>
-          <w:rFonts w:ascii="Helvetica" w:hAnsi="Helvetica"/>
-          <w:color w:val="222222"/>
-          <w:shd w:val="clear" w:color="auto" w:fill="FFFFFF"/>
-        </w:rPr>
-        <w:t>+ motivació?</w:t>
-      </w:r>
-    </w:p>
-    <w:p>
-      <w:pPr>
-        <w:pStyle w:val="ListParagraph"/>
-        <w:numPr>
-          <w:ilvl w:val="0"/>
-          <w:numId w:val="6"/>
-        </w:numPr>
-        <w:rPr>
-          <w:rFonts w:ascii="Helvetica" w:hAnsi="Helvetica"/>
-          <w:color w:val="222222"/>
-          <w:shd w:val="clear" w:color="auto" w:fill="FFFFFF"/>
-        </w:rPr>
-      </w:pPr>
-      <w:r>
-        <w:rPr>
-          <w:rFonts w:ascii="Helvetica" w:hAnsi="Helvetica"/>
-          <w:color w:val="222222"/>
-          <w:shd w:val="clear" w:color="auto" w:fill="FFFFFF"/>
-        </w:rPr>
-        <w:t>Organització del treball</w:t>
-      </w:r>
-    </w:p>
-    <w:p>
-      <w:pPr>
-        <w:pStyle w:val="ListParagraph"/>
-        <w:numPr>
-          <w:ilvl w:val="1"/>
-          <w:numId w:val="6"/>
-        </w:numPr>
-        <w:rPr>
-          <w:rFonts w:ascii="Helvetica" w:hAnsi="Helvetica"/>
-          <w:color w:val="222222"/>
-          <w:shd w:val="clear" w:color="auto" w:fill="FFFFFF"/>
-        </w:rPr>
-      </w:pPr>
-      <w:r>
-        <w:rPr>
-          <w:rFonts w:ascii="Helvetica" w:hAnsi="Helvetica"/>
-          <w:color w:val="222222"/>
-          <w:shd w:val="clear" w:color="auto" w:fill="FFFFFF"/>
-        </w:rPr>
-        <w:t>A partir d’allà dir que es fa mooooolt breument</w:t>
-      </w:r>
-    </w:p>
-    <w:p>
-      <w:pPr>
-        <w:pStyle w:val="ListParagraph"/>
-        <w:numPr>
-          <w:ilvl w:val="1"/>
-          <w:numId w:val="6"/>
-        </w:numPr>
-        <w:rPr>
-          <w:rFonts w:ascii="Helvetica" w:hAnsi="Helvetica"/>
-          <w:color w:val="222222"/>
-          <w:shd w:val="clear" w:color="auto" w:fill="FFFFFF"/>
-        </w:rPr>
-      </w:pPr>
-      <w:r>
-        <w:rPr>
-          <w:rFonts w:ascii="Helvetica" w:hAnsi="Helvetica"/>
-          <w:color w:val="222222"/>
-          <w:shd w:val="clear" w:color="auto" w:fill="FFFFFF"/>
-        </w:rPr>
-        <w:t>Contribucions pròpies:</w:t>
-      </w:r>
-    </w:p>
-    <w:p>
-      <w:pPr>
-        <w:pStyle w:val="ListParagraph"/>
-        <w:numPr>
-          <w:ilvl w:val="2"/>
-          <w:numId w:val="6"/>
-        </w:numPr>
-        <w:rPr>
-          <w:rFonts w:ascii="Helvetica" w:hAnsi="Helvetica"/>
-          <w:color w:val="222222"/>
-          <w:shd w:val="clear" w:color="auto" w:fill="FFFFFF"/>
-        </w:rPr>
-      </w:pPr>
-      <w:r>
-        <w:rPr>
-          <w:rFonts w:ascii="Arial" w:hAnsi="Arial" w:cs="Arial"/>
-        </w:rPr>
-        <w:t>Menys el marc teòric tot incloent les demostracions de l’admissibilitat de h_geo i h_bcn</w:t>
-      </w:r>
-    </w:p>
-    <w:p>
-      <w:pPr>
-        <w:pStyle w:val="ListParagraph"/>
-        <w:numPr>
-          <w:ilvl w:val="0"/>
-          <w:numId w:val="6"/>
-        </w:numPr>
-        <w:rPr>
-          <w:rFonts w:ascii="Helvetica" w:hAnsi="Helvetica"/>
-          <w:color w:val="222222"/>
-          <w:shd w:val="clear" w:color="auto" w:fill="FFFFFF"/>
-        </w:rPr>
-      </w:pPr>
-      <w:r>
-        <w:rPr>
-          <w:rFonts w:ascii="Arial" w:hAnsi="Arial" w:cs="Arial"/>
-        </w:rPr>
-        <w:t>Objectius?</w:t>
-      </w:r>
-    </w:p>
-    <w:p>
-      <w:pPr>
-        <w:pStyle w:val="ListParagraph"/>
-        <w:numPr>
-          <w:ilvl w:val="0"/>
-          <w:numId w:val="6"/>
-        </w:numPr>
-        <w:rPr>
-          <w:rFonts w:ascii="Helvetica" w:hAnsi="Helvetica"/>
-          <w:color w:val="222222"/>
-          <w:shd w:val="clear" w:color="auto" w:fill="FFFFFF"/>
-        </w:rPr>
-      </w:pPr>
-      <w:r>
-        <w:rPr>
-          <w:rFonts w:ascii="Arial" w:hAnsi="Arial" w:cs="Arial"/>
-        </w:rPr>
-        <w:t xml:space="preserve">X + detalls de la implementació al repositori del github + enllaç </w:t>
-      </w:r>
-    </w:p>
-    <w:p>
-      <w:pPr>
-        <w:rPr>
-          <w:rFonts w:ascii="Arial" w:hAnsi="Arial" w:cs="Arial"/>
-          <w:sz w:val="28"/>
-          <w:szCs w:val="28"/>
-        </w:rPr>
-      </w:pPr>
-    </w:p>
-    <w:p>
-      <w:pPr>
-        <w:rPr>
-          <w:rFonts w:ascii="Arial" w:hAnsi="Arial" w:cs="Arial"/>
-        </w:rPr>
-      </w:pPr>
-    </w:p>
-    <w:p>
-      <w:pPr>
+        <w:t xml:space="preserve"> </w:t>
+      </w:r>
+      <w:r>
         <w:rPr>
           <w:rFonts w:ascii="Arial" w:hAnsi="Arial" w:cs="Arial"/>
           <w:b/>
@@ -238,6 +33,217 @@
           <w:szCs w:val="28"/>
           <w:u w:val="single"/>
         </w:rPr>
+        <w:t>Introducció</w:t>
+      </w:r>
+    </w:p>
+    <w:p>
+      <w:pPr>
+        <w:rPr>
+          <w:rFonts w:ascii="Helvetica" w:hAnsi="Helvetica"/>
+          <w:color w:val="222222"/>
+          <w:shd w:val="clear" w:color="auto" w:fill="FFFFFF"/>
+        </w:rPr>
+      </w:pPr>
+      <w:r>
+        <w:rPr>
+          <w:rFonts w:ascii="Helvetica" w:hAnsi="Helvetica"/>
+          <w:color w:val="222222"/>
+          <w:shd w:val="clear" w:color="auto" w:fill="FFFFFF"/>
+        </w:rPr>
+        <w:t>En aquest sentit, la memòria escrita ha de comptar amb una introducció que expliqui la motivació del treball i expliciti quines han estat les contribucions de l’estudiant (per exemple: càlculs addicionals, exemples propis, nou punt de vista i, si fos el cas, noves aplicacions o resultats originals).</w:t>
+      </w:r>
+    </w:p>
+    <w:p>
+      <w:pPr>
+        <w:pStyle w:val="ListParagraph"/>
+        <w:numPr>
+          <w:ilvl w:val="0"/>
+          <w:numId w:val="6"/>
+        </w:numPr>
+        <w:rPr>
+          <w:rFonts w:ascii="Helvetica" w:hAnsi="Helvetica"/>
+          <w:color w:val="222222"/>
+          <w:shd w:val="clear" w:color="auto" w:fill="FFFFFF"/>
+        </w:rPr>
+      </w:pPr>
+      <w:r>
+        <w:rPr>
+          <w:rFonts w:ascii="Helvetica" w:hAnsi="Helvetica"/>
+          <w:color w:val="222222"/>
+          <w:shd w:val="clear" w:color="auto" w:fill="FFFFFF"/>
+        </w:rPr>
+        <w:t>Breu introducció</w:t>
+      </w:r>
+    </w:p>
+    <w:p>
+      <w:pPr>
+        <w:pStyle w:val="ListParagraph"/>
+        <w:numPr>
+          <w:ilvl w:val="0"/>
+          <w:numId w:val="6"/>
+        </w:numPr>
+        <w:rPr>
+          <w:rFonts w:ascii="Helvetica" w:hAnsi="Helvetica"/>
+          <w:color w:val="222222"/>
+          <w:shd w:val="clear" w:color="auto" w:fill="FFFFFF"/>
+        </w:rPr>
+      </w:pPr>
+      <w:r>
+        <w:rPr>
+          <w:rFonts w:ascii="Helvetica" w:hAnsi="Helvetica"/>
+          <w:color w:val="222222"/>
+          <w:shd w:val="clear" w:color="auto" w:fill="FFFFFF"/>
+        </w:rPr>
+        <w:t>+ motivació?</w:t>
+      </w:r>
+    </w:p>
+    <w:p>
+      <w:pPr>
+        <w:pStyle w:val="ListParagraph"/>
+        <w:numPr>
+          <w:ilvl w:val="0"/>
+          <w:numId w:val="6"/>
+        </w:numPr>
+        <w:rPr>
+          <w:rFonts w:ascii="Helvetica" w:hAnsi="Helvetica"/>
+          <w:color w:val="222222"/>
+          <w:shd w:val="clear" w:color="auto" w:fill="FFFFFF"/>
+        </w:rPr>
+      </w:pPr>
+      <w:r>
+        <w:rPr>
+          <w:rFonts w:ascii="Helvetica" w:hAnsi="Helvetica"/>
+          <w:color w:val="222222"/>
+          <w:shd w:val="clear" w:color="auto" w:fill="FFFFFF"/>
+        </w:rPr>
+        <w:t>Organització del treball</w:t>
+      </w:r>
+    </w:p>
+    <w:p>
+      <w:pPr>
+        <w:pStyle w:val="ListParagraph"/>
+        <w:numPr>
+          <w:ilvl w:val="1"/>
+          <w:numId w:val="6"/>
+        </w:numPr>
+        <w:rPr>
+          <w:rFonts w:ascii="Helvetica" w:hAnsi="Helvetica"/>
+          <w:color w:val="222222"/>
+          <w:shd w:val="clear" w:color="auto" w:fill="FFFFFF"/>
+        </w:rPr>
+      </w:pPr>
+      <w:r>
+        <w:rPr>
+          <w:rFonts w:ascii="Helvetica" w:hAnsi="Helvetica"/>
+          <w:color w:val="222222"/>
+          <w:shd w:val="clear" w:color="auto" w:fill="FFFFFF"/>
+        </w:rPr>
+        <w:t>A partir d’allà dir que es fa mooooolt breument</w:t>
+      </w:r>
+    </w:p>
+    <w:p>
+      <w:pPr>
+        <w:pStyle w:val="ListParagraph"/>
+        <w:numPr>
+          <w:ilvl w:val="1"/>
+          <w:numId w:val="6"/>
+        </w:numPr>
+        <w:rPr>
+          <w:rFonts w:ascii="Helvetica" w:hAnsi="Helvetica"/>
+          <w:color w:val="222222"/>
+          <w:shd w:val="clear" w:color="auto" w:fill="FFFFFF"/>
+        </w:rPr>
+      </w:pPr>
+      <w:r>
+        <w:rPr>
+          <w:rFonts w:ascii="Helvetica" w:hAnsi="Helvetica"/>
+          <w:color w:val="222222"/>
+          <w:shd w:val="clear" w:color="auto" w:fill="FFFFFF"/>
+        </w:rPr>
+        <w:t>Contribucions pròpies:</w:t>
+      </w:r>
+    </w:p>
+    <w:p>
+      <w:pPr>
+        <w:pStyle w:val="ListParagraph"/>
+        <w:numPr>
+          <w:ilvl w:val="2"/>
+          <w:numId w:val="6"/>
+        </w:numPr>
+        <w:rPr>
+          <w:rFonts w:ascii="Helvetica" w:hAnsi="Helvetica"/>
+          <w:color w:val="222222"/>
+          <w:shd w:val="clear" w:color="auto" w:fill="FFFFFF"/>
+        </w:rPr>
+      </w:pPr>
+      <w:r>
+        <w:rPr>
+          <w:rFonts w:ascii="Arial" w:hAnsi="Arial" w:cs="Arial"/>
+        </w:rPr>
+        <w:t>Menys el marc teòric tot incloent les demostracions de l’admissibilitat de h_geo i h_bcn</w:t>
+      </w:r>
+    </w:p>
+    <w:p>
+      <w:pPr>
+        <w:pStyle w:val="ListParagraph"/>
+        <w:numPr>
+          <w:ilvl w:val="0"/>
+          <w:numId w:val="6"/>
+        </w:numPr>
+        <w:rPr>
+          <w:rFonts w:ascii="Helvetica" w:hAnsi="Helvetica"/>
+          <w:color w:val="222222"/>
+          <w:shd w:val="clear" w:color="auto" w:fill="FFFFFF"/>
+        </w:rPr>
+      </w:pPr>
+      <w:r>
+        <w:rPr>
+          <w:rFonts w:ascii="Arial" w:hAnsi="Arial" w:cs="Arial"/>
+        </w:rPr>
+        <w:t>Objectius?</w:t>
+      </w:r>
+    </w:p>
+    <w:p>
+      <w:pPr>
+        <w:pStyle w:val="ListParagraph"/>
+        <w:numPr>
+          <w:ilvl w:val="0"/>
+          <w:numId w:val="6"/>
+        </w:numPr>
+        <w:rPr>
+          <w:rFonts w:ascii="Helvetica" w:hAnsi="Helvetica"/>
+          <w:color w:val="222222"/>
+          <w:shd w:val="clear" w:color="auto" w:fill="FFFFFF"/>
+        </w:rPr>
+      </w:pPr>
+      <w:r>
+        <w:rPr>
+          <w:rFonts w:ascii="Arial" w:hAnsi="Arial" w:cs="Arial"/>
+        </w:rPr>
+        <w:t xml:space="preserve">X + detalls de la implementació al repositori del github + enllaç </w:t>
+      </w:r>
+    </w:p>
+    <w:p>
+      <w:pPr>
+        <w:rPr>
+          <w:rFonts w:ascii="Arial" w:hAnsi="Arial" w:cs="Arial"/>
+          <w:sz w:val="28"/>
+          <w:szCs w:val="28"/>
+        </w:rPr>
+      </w:pPr>
+    </w:p>
+    <w:p>
+      <w:pPr>
+        <w:rPr>
+          <w:rFonts w:ascii="Arial" w:hAnsi="Arial" w:cs="Arial"/>
+        </w:rPr>
+      </w:pPr>
+    </w:p>
+    <w:p>
+      <w:pPr>
+        <w:rPr>
+          <w:rFonts w:ascii="Arial" w:hAnsi="Arial" w:cs="Arial"/>
+        </w:rPr>
       </w:pPr>
     </w:p>
     <w:p>
@@ -260,6 +266,236 @@
           <w:szCs w:val="28"/>
           <w:u w:val="single"/>
         </w:rPr>
+        <w:t>Teoria</w:t>
+      </w:r>
+    </w:p>
+    <w:p>
+      <w:pPr>
+        <w:pStyle w:val="ListParagraph"/>
+        <w:numPr>
+          <w:ilvl w:val="0"/>
+          <w:numId w:val="10"/>
+        </w:numPr>
+        <w:rPr>
+          <w:rFonts w:ascii="Arial" w:hAnsi="Arial" w:cs="Arial"/>
+        </w:rPr>
+      </w:pPr>
+      <w:r>
+        <w:rPr>
+          <w:rFonts w:ascii="Arial" w:hAnsi="Arial" w:cs="Arial"/>
+        </w:rPr>
+        <w:t>Inicial</w:t>
+      </w:r>
+    </w:p>
+    <w:p>
+      <w:pPr>
+        <w:pStyle w:val="ListParagraph"/>
+        <w:numPr>
+          <w:ilvl w:val="0"/>
+          <w:numId w:val="10"/>
+        </w:numPr>
+        <w:rPr>
+          <w:rFonts w:ascii="Arial" w:hAnsi="Arial" w:cs="Arial"/>
+        </w:rPr>
+      </w:pPr>
+      <w:r>
+        <w:rPr>
+          <w:rFonts w:ascii="Arial" w:hAnsi="Arial" w:cs="Arial"/>
+        </w:rPr>
+        <w:t>Dijkstra</w:t>
+      </w:r>
+    </w:p>
+    <w:p>
+      <w:pPr>
+        <w:pStyle w:val="ListParagraph"/>
+        <w:numPr>
+          <w:ilvl w:val="0"/>
+          <w:numId w:val="10"/>
+        </w:numPr>
+        <w:rPr>
+          <w:rFonts w:ascii="Arial" w:hAnsi="Arial" w:cs="Arial"/>
+        </w:rPr>
+      </w:pPr>
+      <w:r>
+        <w:rPr>
+          <w:rFonts w:ascii="Arial" w:hAnsi="Arial" w:cs="Arial"/>
+        </w:rPr>
+        <w:t>A*</w:t>
+      </w:r>
+    </w:p>
+    <w:p>
+      <w:pPr>
+        <w:pStyle w:val="ListParagraph"/>
+        <w:numPr>
+          <w:ilvl w:val="1"/>
+          <w:numId w:val="10"/>
+        </w:numPr>
+        <w:rPr>
+          <w:rFonts w:ascii="Arial" w:hAnsi="Arial" w:cs="Arial"/>
+        </w:rPr>
+      </w:pPr>
+      <w:r>
+        <w:rPr>
+          <w:rFonts w:ascii="Arial" w:hAnsi="Arial" w:cs="Arial"/>
+        </w:rPr>
+        <w:t>Anàlisi meu?</w:t>
+      </w:r>
+    </w:p>
+    <w:p>
+      <w:pPr>
+        <w:pStyle w:val="ListParagraph"/>
+        <w:ind w:left="1080"/>
+        <w:rPr>
+          <w:rFonts w:ascii="Arial" w:hAnsi="Arial" w:cs="Arial"/>
+        </w:rPr>
+      </w:pPr>
+      <w:r>
+        <w:rPr>
+          <w:rFonts w:ascii="Arial" w:hAnsi="Arial" w:cs="Arial"/>
+        </w:rPr>
+        <w:t>(No sé si això hauria d’anar abans)</w:t>
+      </w:r>
+    </w:p>
+    <w:p>
+      <w:pPr>
+        <w:pStyle w:val="ListParagraph"/>
+        <w:numPr>
+          <w:ilvl w:val="3"/>
+          <w:numId w:val="10"/>
+        </w:numPr>
+        <w:rPr>
+          <w:rFonts w:ascii="Arial" w:hAnsi="Arial" w:cs="Arial"/>
+        </w:rPr>
+      </w:pPr>
+      <w:r>
+        <w:rPr>
+          <w:rFonts w:ascii="Arial" w:hAnsi="Arial" w:cs="Arial"/>
+        </w:rPr>
+        <w:t>Intuïtivament:</w:t>
+      </w:r>
+    </w:p>
+    <w:p>
+      <w:pPr>
+        <w:pStyle w:val="ListParagraph"/>
+        <w:numPr>
+          <w:ilvl w:val="3"/>
+          <w:numId w:val="10"/>
+        </w:numPr>
+        <w:rPr>
+          <w:rFonts w:ascii="Arial" w:hAnsi="Arial" w:cs="Arial"/>
+        </w:rPr>
+      </w:pPr>
+      <w:r>
+        <w:rPr>
+          <w:rFonts w:ascii="Arial" w:hAnsi="Arial" w:cs="Arial"/>
+        </w:rPr>
+        <w:t>El Dijsktra és com si anés amb una bena als ulls</w:t>
+      </w:r>
+    </w:p>
+    <w:p>
+      <w:pPr>
+        <w:pStyle w:val="ListParagraph"/>
+        <w:numPr>
+          <w:ilvl w:val="3"/>
+          <w:numId w:val="10"/>
+        </w:numPr>
+        <w:rPr>
+          <w:rFonts w:ascii="Arial" w:hAnsi="Arial" w:cs="Arial"/>
+        </w:rPr>
+      </w:pPr>
+      <w:r>
+        <w:rPr>
+          <w:rFonts w:ascii="Arial" w:hAnsi="Arial" w:cs="Arial"/>
+        </w:rPr>
+        <w:t>L’A* com si tingués una bena als ulls però amb intuïció i noció d’on és més probable que estigui el Target (pista)</w:t>
+      </w:r>
+    </w:p>
+    <w:p>
+      <w:pPr>
+        <w:pStyle w:val="ListParagraph"/>
+        <w:numPr>
+          <w:ilvl w:val="4"/>
+          <w:numId w:val="10"/>
+        </w:numPr>
+        <w:rPr>
+          <w:rFonts w:ascii="Arial" w:hAnsi="Arial" w:cs="Arial"/>
+        </w:rPr>
+      </w:pPr>
+      <w:r>
+        <w:rPr>
+          <w:rFonts w:ascii="Arial" w:hAnsi="Arial" w:cs="Arial"/>
+        </w:rPr>
+        <w:t>Consistència vs admissibilitat</w:t>
+      </w:r>
+    </w:p>
+    <w:p>
+      <w:pPr>
+        <w:pStyle w:val="ListParagraph"/>
+        <w:numPr>
+          <w:ilvl w:val="4"/>
+          <w:numId w:val="10"/>
+        </w:numPr>
+        <w:rPr>
+          <w:rFonts w:ascii="Arial" w:hAnsi="Arial" w:cs="Arial"/>
+        </w:rPr>
+      </w:pPr>
+      <w:r>
+        <w:rPr>
+          <w:rFonts w:ascii="Arial" w:hAnsi="Arial" w:cs="Arial"/>
+        </w:rPr>
+        <w:t>Si hi ha temps, exemples</w:t>
+      </w:r>
+    </w:p>
+    <w:p>
+      <w:pPr>
+        <w:pStyle w:val="ListParagraph"/>
+        <w:numPr>
+          <w:ilvl w:val="4"/>
+          <w:numId w:val="10"/>
+        </w:numPr>
+        <w:rPr>
+          <w:rFonts w:ascii="Arial" w:hAnsi="Arial" w:cs="Arial"/>
+        </w:rPr>
+      </w:pPr>
+      <w:r>
+        <w:rPr>
+          <w:rFonts w:ascii="Arial" w:hAnsi="Arial" w:cs="Arial"/>
+        </w:rPr>
+        <w:t>Dubte Lluís: si h=0, llavors Open.BelongsTo i if dist==inf fan el mateix paper</w:t>
+      </w:r>
+    </w:p>
+    <w:p>
+      <w:pPr>
+        <w:rPr>
+          <w:rFonts w:ascii="Arial" w:hAnsi="Arial" w:cs="Arial"/>
+          <w:b/>
+          <w:bCs/>
+          <w:sz w:val="28"/>
+          <w:szCs w:val="28"/>
+          <w:u w:val="single"/>
+        </w:rPr>
+      </w:pPr>
+    </w:p>
+    <w:p>
+      <w:pPr>
+        <w:rPr>
+          <w:rFonts w:ascii="Arial" w:hAnsi="Arial" w:cs="Arial"/>
+          <w:b/>
+          <w:bCs/>
+          <w:sz w:val="28"/>
+          <w:szCs w:val="28"/>
+          <w:u w:val="single"/>
+        </w:rPr>
+      </w:pPr>
+      <w:r>
+        <w:rPr>
+          <w:rFonts w:ascii="Arial" w:hAnsi="Arial" w:cs="Arial"/>
+          <w:b/>
+          <w:bCs/>
+          <w:sz w:val="28"/>
+          <w:szCs w:val="28"/>
+          <w:u w:val="single"/>
+        </w:rPr>
         <w:t>Construcció del graf</w:t>
       </w:r>
     </w:p>
@@ -291,13 +527,7 @@
         <w:rPr>
           <w:rFonts w:ascii="Arial" w:hAnsi="Arial" w:cs="Arial"/>
         </w:rPr>
-        <w:t xml:space="preserve"> </w:t>
-      </w:r>
-      <w:r>
-        <w:rPr>
-          <w:rFonts w:ascii="Arial" w:hAnsi="Arial" w:cs="Arial"/>
-        </w:rPr>
-        <w:t xml:space="preserve">per poder utilitzar els algoritmes que resolen el problema </w:t>
+        <w:t xml:space="preserve"> per poder utilitzar els algoritmes que resolen el problema </w:t>
       </w:r>
       <w:r>
         <w:rPr>
@@ -340,6 +570,7 @@
         <w:rPr>
           <w:rFonts w:ascii="Arial" w:hAnsi="Arial" w:cs="Arial"/>
         </w:rPr>
+        <w:lastRenderedPageBreak/>
         <w:t>Tipus de g</w:t>
       </w:r>
       <w:r>
@@ -556,14 +787,7 @@
         <w:rPr>
           <w:rFonts w:ascii="Arial" w:hAnsi="Arial" w:cs="Arial"/>
         </w:rPr>
-        <w:t xml:space="preserve">Especificar que només utilitzarem les dades de les línies de metro i les del funicular de Montjuïc perquè són les úniques en </w:t>
-      </w:r>
-      <w:r>
-        <w:rPr>
-          <w:rFonts w:ascii="Arial" w:hAnsi="Arial" w:cs="Arial"/>
-        </w:rPr>
-        <w:lastRenderedPageBreak/>
-        <w:t>les que els transbords estan especificats (les dades estan connectades entre elles)</w:t>
+        <w:t>Especificar que només utilitzarem les dades de les línies de metro i les del funicular de Montjuïc perquè són les úniques en les que els transbords estan especificats (les dades estan connectades entre elles)</w:t>
       </w:r>
     </w:p>
     <w:p>
@@ -691,14 +915,7 @@
           <w:rFonts w:ascii="Arial" w:hAnsi="Arial" w:cs="Arial"/>
           <w:color w:val="945200"/>
         </w:rPr>
-        <w:t xml:space="preserve">️ </w:t>
-      </w:r>
-      <w:r>
-        <w:rPr>
-          <w:rFonts w:ascii="Arial" w:hAnsi="Arial" w:cs="Arial"/>
-          <w:color w:val="945200"/>
-        </w:rPr>
-        <w:t>.docu/Pesos.docx</w:t>
+        <w:t>️ .docu/Pesos.docx</w:t>
       </w:r>
     </w:p>
     <w:p>
@@ -996,14 +1213,7 @@
           <w:rFonts w:ascii="Arial" w:hAnsi="Arial" w:cs="Arial"/>
           <w:color w:val="945200"/>
         </w:rPr>
-        <w:t xml:space="preserve"> </w:t>
-      </w:r>
-      <w:r>
-        <w:rPr>
-          <w:rFonts w:ascii="Arial" w:hAnsi="Arial" w:cs="Arial"/>
-          <w:color w:val="945200"/>
-        </w:rPr>
-        <w:t>.docu/Construcció del graf casos particulars.docx</w:t>
+        <w:t xml:space="preserve"> .docu/Construcció del graf casos particulars.docx</w:t>
       </w:r>
     </w:p>
     <w:p>
@@ -1039,30 +1249,13 @@
         <w:rPr>
           <w:rFonts w:ascii="Arial" w:hAnsi="Arial" w:cs="Arial"/>
         </w:rPr>
+        <w:lastRenderedPageBreak/>
         <w:t>Cas Liceu</w:t>
       </w:r>
     </w:p>
     <w:p>
       <w:pPr>
         <w:pStyle w:val="ListParagraph"/>
-        <w:numPr>
-          <w:ilvl w:val="0"/>
-          <w:numId w:val="9"/>
-        </w:numPr>
-        <w:rPr>
-          <w:rFonts w:ascii="Arial" w:hAnsi="Arial" w:cs="Arial"/>
-        </w:rPr>
-      </w:pPr>
-    </w:p>
-    <w:p>
-      <w:pPr>
-        <w:rPr>
-          <w:rFonts w:ascii="Arial" w:hAnsi="Arial" w:cs="Arial"/>
-        </w:rPr>
-      </w:pPr>
-    </w:p>
-    <w:p>
-      <w:pPr>
         <w:rPr>
           <w:rFonts w:ascii="Arial" w:hAnsi="Arial" w:cs="Arial"/>
         </w:rPr>
@@ -1185,6 +1378,174 @@
         <w:rPr>
           <w:rFonts w:ascii="Arial" w:hAnsi="Arial" w:cs="Arial"/>
         </w:rPr>
+        <w:t>Introducció</w:t>
+      </w:r>
+    </w:p>
+    <w:p>
+      <w:pPr>
+        <w:pStyle w:val="ListParagraph"/>
+        <w:numPr>
+          <w:ilvl w:val="1"/>
+          <w:numId w:val="1"/>
+        </w:numPr>
+        <w:rPr>
+          <w:rFonts w:ascii="Arial" w:hAnsi="Arial" w:cs="Arial"/>
+        </w:rPr>
+      </w:pPr>
+      <w:r>
+        <w:rPr>
+          <w:rFonts w:ascii="Arial" w:hAnsi="Arial" w:cs="Arial"/>
+        </w:rPr>
+        <w:t>Solució cas Liceu</w:t>
+      </w:r>
+    </w:p>
+    <w:p>
+      <w:pPr>
+        <w:pStyle w:val="ListParagraph"/>
+        <w:numPr>
+          <w:ilvl w:val="2"/>
+          <w:numId w:val="1"/>
+        </w:numPr>
+        <w:rPr>
+          <w:rFonts w:ascii="Arial" w:hAnsi="Arial" w:cs="Arial"/>
+        </w:rPr>
+      </w:pPr>
+      <w:r>
+        <w:rPr>
+          <w:rFonts w:ascii="Arial" w:hAnsi="Arial" w:cs="Arial"/>
+        </w:rPr>
+        <w:t>Es troba el shortest path normal i després es modifiquen els vèrtexs de l’inici i el final si no concorden amb les direccions de la que venen.</w:t>
+      </w:r>
+    </w:p>
+    <w:p>
+      <w:pPr>
+        <w:pStyle w:val="ListParagraph"/>
+        <w:numPr>
+          <w:ilvl w:val="2"/>
+          <w:numId w:val="1"/>
+        </w:numPr>
+        <w:rPr>
+          <w:rFonts w:ascii="Arial" w:hAnsi="Arial" w:cs="Arial"/>
+        </w:rPr>
+      </w:pPr>
+      <w:r>
+        <w:rPr>
+          <w:rFonts w:ascii="Arial" w:hAnsi="Arial" w:cs="Arial"/>
+        </w:rPr>
+        <w:t>En cas que s’hagi de fer aquesta modificació, es deixa per escrit a l’output</w:t>
+      </w:r>
+    </w:p>
+    <w:p>
+      <w:pPr>
+        <w:pStyle w:val="ListParagraph"/>
+        <w:numPr>
+          <w:ilvl w:val="2"/>
+          <w:numId w:val="1"/>
+        </w:numPr>
+        <w:rPr>
+          <w:rFonts w:ascii="Arial" w:hAnsi="Arial" w:cs="Arial"/>
+        </w:rPr>
+      </w:pPr>
+      <w:r>
+        <w:rPr>
+          <w:rFonts w:ascii="Arial" w:hAnsi="Arial" w:cs="Arial"/>
+        </w:rPr>
+        <w:t>Per més detalls de com funciona veure les indicacions de la funció ‘</w:t>
+      </w:r>
+      <w:r>
+        <w:rPr>
+          <w:rFonts w:ascii="Arial" w:hAnsi="Arial" w:cs="Arial"/>
+        </w:rPr>
+        <w:t>apply_liceu_entrance_fix’</w:t>
+      </w:r>
+      <w:r>
+        <w:rPr>
+          <w:rFonts w:ascii="Arial" w:hAnsi="Arial" w:cs="Arial"/>
+        </w:rPr>
+        <w:t xml:space="preserve"> de ‘algorithms_utils.py’ </w:t>
+      </w:r>
+    </w:p>
+    <w:p>
+      <w:pPr>
+        <w:pStyle w:val="ListParagraph"/>
+        <w:numPr>
+          <w:ilvl w:val="1"/>
+          <w:numId w:val="1"/>
+        </w:numPr>
+        <w:rPr>
+          <w:rFonts w:ascii="Arial" w:hAnsi="Arial" w:cs="Arial"/>
+        </w:rPr>
+      </w:pPr>
+      <w:r>
+        <w:rPr>
+          <w:rFonts w:ascii="Arial" w:hAnsi="Arial" w:cs="Arial"/>
+        </w:rPr>
+        <w:t>Binary Heap</w:t>
+      </w:r>
+    </w:p>
+    <w:p>
+      <w:pPr>
+        <w:pStyle w:val="ListParagraph"/>
+        <w:numPr>
+          <w:ilvl w:val="2"/>
+          <w:numId w:val="1"/>
+        </w:numPr>
+        <w:rPr>
+          <w:rFonts w:ascii="Arial" w:hAnsi="Arial" w:cs="Arial"/>
+        </w:rPr>
+      </w:pPr>
+      <w:r>
+        <w:rPr>
+          <w:rFonts w:ascii="Arial" w:hAnsi="Arial" w:cs="Arial"/>
+        </w:rPr>
+        <w:t>Breu motiu de per què (ja escrit a ‘</w:t>
+      </w:r>
+      <w:r>
+        <w:rPr>
+          <w:rFonts w:ascii="Arial" w:hAnsi="Arial" w:cs="Arial"/>
+        </w:rPr>
+        <w:t>.docu/Algoritmes per trobar una ruta òptima/Dijkstra.docx</w:t>
+      </w:r>
+      <w:r>
+        <w:rPr>
+          <w:rFonts w:ascii="Arial" w:hAnsi="Arial" w:cs="Arial"/>
+        </w:rPr>
+        <w:t>’)</w:t>
+      </w:r>
+    </w:p>
+    <w:p>
+      <w:pPr>
+        <w:pStyle w:val="ListParagraph"/>
+        <w:numPr>
+          <w:ilvl w:val="2"/>
+          <w:numId w:val="1"/>
+        </w:numPr>
+        <w:rPr>
+          <w:rFonts w:ascii="Arial" w:hAnsi="Arial" w:cs="Arial"/>
+        </w:rPr>
+      </w:pPr>
+      <w:r>
+        <w:rPr>
+          <w:rFonts w:ascii="Arial" w:hAnsi="Arial" w:cs="Arial"/>
+        </w:rPr>
+        <w:t>Potser molt breu de les funcions i què fa cadascuna</w:t>
+      </w:r>
+    </w:p>
+    <w:p>
+      <w:pPr>
+        <w:pStyle w:val="ListParagraph"/>
+        <w:numPr>
+          <w:ilvl w:val="0"/>
+          <w:numId w:val="1"/>
+        </w:numPr>
+        <w:rPr>
+          <w:rFonts w:ascii="Arial" w:hAnsi="Arial" w:cs="Arial"/>
+        </w:rPr>
+      </w:pPr>
+      <w:r>
+        <w:rPr>
+          <w:rFonts w:ascii="Arial" w:hAnsi="Arial" w:cs="Arial"/>
+        </w:rPr>
         <w:t>Dijkstra</w:t>
       </w:r>
     </w:p>
@@ -1203,7 +1564,6 @@
         <w:rPr>
           <w:rFonts w:ascii="Arial" w:hAnsi="Arial" w:cs="Arial"/>
         </w:rPr>
-        <w:lastRenderedPageBreak/>
         <w:t>Programació de l’algoritme</w:t>
       </w:r>
     </w:p>
@@ -1222,31 +1582,34 @@
         <w:rPr>
           <w:rFonts w:ascii="Arial" w:hAnsi="Arial" w:cs="Arial"/>
         </w:rPr>
-        <w:t>Binary Heap</w:t>
-      </w:r>
-    </w:p>
-    <w:p>
-      <w:pPr>
-        <w:pStyle w:val="ListParagraph"/>
-        <w:numPr>
-          <w:ilvl w:val="3"/>
-          <w:numId w:val="1"/>
-        </w:numPr>
-        <w:rPr>
-          <w:rFonts w:ascii="Arial" w:hAnsi="Arial" w:cs="Arial"/>
-        </w:rPr>
-      </w:pPr>
-      <w:r>
-        <w:rPr>
-          <w:rFonts w:ascii="Arial" w:hAnsi="Arial" w:cs="Arial"/>
-        </w:rPr>
-        <w:t>Breu motiu de per què (ja escrit a ‘</w:t>
-      </w:r>
-      <w:r>
-        <w:rPr>
-          <w:rFonts w:ascii="Arial" w:hAnsi="Arial" w:cs="Arial"/>
-        </w:rPr>
-        <w:t>.docu/Algoritmes per trobar una ruta òptima/Dijkstra.docx</w:t>
+        <w:t>Cut-Dijkstra</w:t>
+      </w:r>
+    </w:p>
+    <w:p>
+      <w:pPr>
+        <w:pStyle w:val="ListParagraph"/>
+        <w:numPr>
+          <w:ilvl w:val="1"/>
+          <w:numId w:val="1"/>
+        </w:numPr>
+        <w:rPr>
+          <w:rFonts w:ascii="Arial" w:hAnsi="Arial" w:cs="Arial"/>
+        </w:rPr>
+      </w:pPr>
+      <w:r>
+        <w:rPr>
+          <w:rFonts w:ascii="Arial" w:hAnsi="Arial" w:cs="Arial"/>
+        </w:rPr>
+        <w:t>Faig alguns exemples per entendre’l bé a (REF_’</w:t>
+      </w:r>
+      <w:r>
+        <w:t xml:space="preserve"> </w:t>
+      </w:r>
+      <w:r>
+        <w:rPr>
+          <w:rFonts w:ascii="Arial" w:hAnsi="Arial" w:cs="Arial"/>
+        </w:rPr>
+        <w:t>shortest_paths_algorithms/dijkstra/dijkstra_example.py</w:t>
       </w:r>
       <w:r>
         <w:rPr>
@@ -1259,18 +1622,18 @@
       <w:pPr>
         <w:pStyle w:val="ListParagraph"/>
         <w:numPr>
-          <w:ilvl w:val="3"/>
-          <w:numId w:val="1"/>
-        </w:numPr>
-        <w:rPr>
-          <w:rFonts w:ascii="Arial" w:hAnsi="Arial" w:cs="Arial"/>
-        </w:rPr>
-      </w:pPr>
-      <w:r>
-        <w:rPr>
-          <w:rFonts w:ascii="Arial" w:hAnsi="Arial" w:cs="Arial"/>
-        </w:rPr>
-        <w:t>Potser molt breu de les funcions i què fa cadascuna</w:t>
+          <w:ilvl w:val="1"/>
+          <w:numId w:val="1"/>
+        </w:numPr>
+        <w:rPr>
+          <w:rFonts w:ascii="Arial" w:hAnsi="Arial" w:cs="Arial"/>
+        </w:rPr>
+      </w:pPr>
+      <w:r>
+        <w:rPr>
+          <w:rFonts w:ascii="Arial" w:hAnsi="Arial" w:cs="Arial"/>
+        </w:rPr>
+        <w:t>Al graf real</w:t>
       </w:r>
     </w:p>
     <w:p>
@@ -1288,25 +1651,31 @@
         <w:rPr>
           <w:rFonts w:ascii="Arial" w:hAnsi="Arial" w:cs="Arial"/>
         </w:rPr>
-        <w:t>Cut-Dijkstra</w:t>
-      </w:r>
-    </w:p>
-    <w:p>
-      <w:pPr>
-        <w:pStyle w:val="ListParagraph"/>
-        <w:numPr>
-          <w:ilvl w:val="1"/>
-          <w:numId w:val="1"/>
-        </w:numPr>
-        <w:rPr>
-          <w:rFonts w:ascii="Arial" w:hAnsi="Arial" w:cs="Arial"/>
-        </w:rPr>
-      </w:pPr>
-      <w:r>
-        <w:rPr>
-          <w:rFonts w:ascii="Arial" w:hAnsi="Arial" w:cs="Arial"/>
-        </w:rPr>
-        <w:t>Faig alguns exemples per entendre’l bé a (REF_’</w:t>
+        <w:t>A partir de el fitxer de pesos que defineix el graf que em construït a la secció anterior, apliquem l’algoritme al cas real des del fitxer ‘</w:t>
+      </w:r>
+      <w:r>
+        <w:rPr>
+          <w:rFonts w:ascii="Arial" w:hAnsi="Arial" w:cs="Arial"/>
+        </w:rPr>
+        <w:t>dijkstra.py</w:t>
+      </w:r>
+      <w:r>
+        <w:rPr>
+          <w:rFonts w:ascii="Arial" w:hAnsi="Arial" w:cs="Arial"/>
+        </w:rPr>
+        <w:t>’ (REF_‘</w:t>
+      </w:r>
+      <w:r>
+        <w:rPr>
+          <w:rFonts w:ascii="Arial" w:hAnsi="Arial" w:cs="Arial"/>
+        </w:rPr>
+        <w:t>shortest_paths_algorithms/dijkstra/dijkstra.py</w:t>
+      </w:r>
+      <w:r>
+        <w:rPr>
+          <w:rFonts w:ascii="Arial" w:hAnsi="Arial" w:cs="Arial"/>
+        </w:rPr>
+        <w:t>’), modificant la Source i el Target des de ‘config.yaml’ (REF_</w:t>
       </w:r>
       <w:r>
         <w:t xml:space="preserve"> </w:t>
@@ -1315,81 +1684,6 @@
         <w:rPr>
           <w:rFonts w:ascii="Arial" w:hAnsi="Arial" w:cs="Arial"/>
         </w:rPr>
-        <w:t>shortest_paths_algorithms/dijkstra/dijkstra_example.py</w:t>
-      </w:r>
-      <w:r>
-        <w:rPr>
-          <w:rFonts w:ascii="Arial" w:hAnsi="Arial" w:cs="Arial"/>
-        </w:rPr>
-        <w:t>’)</w:t>
-      </w:r>
-    </w:p>
-    <w:p>
-      <w:pPr>
-        <w:pStyle w:val="ListParagraph"/>
-        <w:numPr>
-          <w:ilvl w:val="1"/>
-          <w:numId w:val="1"/>
-        </w:numPr>
-        <w:rPr>
-          <w:rFonts w:ascii="Arial" w:hAnsi="Arial" w:cs="Arial"/>
-        </w:rPr>
-      </w:pPr>
-      <w:r>
-        <w:rPr>
-          <w:rFonts w:ascii="Arial" w:hAnsi="Arial" w:cs="Arial"/>
-        </w:rPr>
-        <w:t>Al graf real</w:t>
-      </w:r>
-    </w:p>
-    <w:p>
-      <w:pPr>
-        <w:pStyle w:val="ListParagraph"/>
-        <w:numPr>
-          <w:ilvl w:val="2"/>
-          <w:numId w:val="1"/>
-        </w:numPr>
-        <w:rPr>
-          <w:rFonts w:ascii="Arial" w:hAnsi="Arial" w:cs="Arial"/>
-        </w:rPr>
-      </w:pPr>
-      <w:r>
-        <w:rPr>
-          <w:rFonts w:ascii="Arial" w:hAnsi="Arial" w:cs="Arial"/>
-        </w:rPr>
-        <w:t>A partir de el fitxer de pesos que defineix el graf que em construït a la secció anterior, apliquem l’algoritme al cas real des del fitxer ‘</w:t>
-      </w:r>
-      <w:r>
-        <w:rPr>
-          <w:rFonts w:ascii="Arial" w:hAnsi="Arial" w:cs="Arial"/>
-        </w:rPr>
-        <w:t>dijkstra.py</w:t>
-      </w:r>
-      <w:r>
-        <w:rPr>
-          <w:rFonts w:ascii="Arial" w:hAnsi="Arial" w:cs="Arial"/>
-        </w:rPr>
-        <w:t>’ (REF_‘</w:t>
-      </w:r>
-      <w:r>
-        <w:rPr>
-          <w:rFonts w:ascii="Arial" w:hAnsi="Arial" w:cs="Arial"/>
-        </w:rPr>
-        <w:t>shortest_paths_algorithms/dijkstra/dijkstra.py</w:t>
-      </w:r>
-      <w:r>
-        <w:rPr>
-          <w:rFonts w:ascii="Arial" w:hAnsi="Arial" w:cs="Arial"/>
-        </w:rPr>
-        <w:t>’), modificant la Source i el Target des de ‘config.yaml’ (REF_</w:t>
-      </w:r>
-      <w:r>
-        <w:t xml:space="preserve"> </w:t>
-      </w:r>
-      <w:r>
-        <w:rPr>
-          <w:rFonts w:ascii="Arial" w:hAnsi="Arial" w:cs="Arial"/>
-        </w:rPr>
         <w:t>shortest_paths_algorithms/config.yaml</w:t>
       </w:r>
       <w:r>
@@ -1397,144 +1691,6 @@
           <w:rFonts w:ascii="Arial" w:hAnsi="Arial" w:cs="Arial"/>
         </w:rPr>
         <w:t>).</w:t>
-      </w:r>
-    </w:p>
-    <w:p>
-      <w:pPr>
-        <w:pStyle w:val="ListParagraph"/>
-        <w:numPr>
-          <w:ilvl w:val="2"/>
-          <w:numId w:val="1"/>
-        </w:numPr>
-        <w:rPr>
-          <w:rFonts w:ascii="Arial" w:hAnsi="Arial" w:cs="Arial"/>
-        </w:rPr>
-      </w:pPr>
-      <w:r>
-        <w:rPr>
-          <w:rFonts w:ascii="Arial" w:hAnsi="Arial" w:cs="Arial"/>
-        </w:rPr>
-        <w:t>Cas Liceu</w:t>
-      </w:r>
-    </w:p>
-    <w:p>
-      <w:pPr>
-        <w:pStyle w:val="ListParagraph"/>
-        <w:numPr>
-          <w:ilvl w:val="3"/>
-          <w:numId w:val="1"/>
-        </w:numPr>
-        <w:rPr>
-          <w:rFonts w:ascii="Arial" w:hAnsi="Arial" w:cs="Arial"/>
-        </w:rPr>
-      </w:pPr>
-      <w:r>
-        <w:rPr>
-          <w:rFonts w:ascii="Arial" w:hAnsi="Arial" w:cs="Arial"/>
-        </w:rPr>
-        <w:t>Contexte</w:t>
-      </w:r>
-    </w:p>
-    <w:p>
-      <w:pPr>
-        <w:pStyle w:val="ListParagraph"/>
-        <w:numPr>
-          <w:ilvl w:val="4"/>
-          <w:numId w:val="1"/>
-        </w:numPr>
-        <w:rPr>
-          <w:rFonts w:ascii="Arial" w:hAnsi="Arial" w:cs="Arial"/>
-        </w:rPr>
-      </w:pPr>
-      <w:r>
-        <w:rPr>
-          <w:rFonts w:ascii="Arial" w:hAnsi="Arial" w:cs="Arial"/>
-        </w:rPr>
-        <w:t>Tal i com s’ha mencionat prèviament, existeix un fenomen particular amb la parada del Liceu…</w:t>
-      </w:r>
-    </w:p>
-    <w:p>
-      <w:pPr>
-        <w:pStyle w:val="ListParagraph"/>
-        <w:numPr>
-          <w:ilvl w:val="3"/>
-          <w:numId w:val="1"/>
-        </w:numPr>
-        <w:rPr>
-          <w:rFonts w:ascii="Arial" w:hAnsi="Arial" w:cs="Arial"/>
-        </w:rPr>
-      </w:pPr>
-      <w:r>
-        <w:rPr>
-          <w:rFonts w:ascii="Arial" w:hAnsi="Arial" w:cs="Arial"/>
-        </w:rPr>
-        <w:t>Solució</w:t>
-      </w:r>
-    </w:p>
-    <w:p>
-      <w:pPr>
-        <w:pStyle w:val="ListParagraph"/>
-        <w:numPr>
-          <w:ilvl w:val="4"/>
-          <w:numId w:val="1"/>
-        </w:numPr>
-        <w:rPr>
-          <w:rFonts w:ascii="Arial" w:hAnsi="Arial" w:cs="Arial"/>
-        </w:rPr>
-      </w:pPr>
-      <w:r>
-        <w:rPr>
-          <w:rFonts w:ascii="Arial" w:hAnsi="Arial" w:cs="Arial"/>
-        </w:rPr>
-        <w:t>Es troba el shortest path normal i després es modifiquen els vèrtexs de l’inici i el final si no concorden amb les direccions de la que venen.</w:t>
-      </w:r>
-    </w:p>
-    <w:p>
-      <w:pPr>
-        <w:pStyle w:val="ListParagraph"/>
-        <w:numPr>
-          <w:ilvl w:val="4"/>
-          <w:numId w:val="1"/>
-        </w:numPr>
-        <w:rPr>
-          <w:rFonts w:ascii="Arial" w:hAnsi="Arial" w:cs="Arial"/>
-        </w:rPr>
-      </w:pPr>
-      <w:r>
-        <w:rPr>
-          <w:rFonts w:ascii="Arial" w:hAnsi="Arial" w:cs="Arial"/>
-        </w:rPr>
-        <w:t>En cas que s’hagi de fer aquesta modificació, es deixa per escrit a l’output</w:t>
-      </w:r>
-    </w:p>
-    <w:p>
-      <w:pPr>
-        <w:pStyle w:val="ListParagraph"/>
-        <w:numPr>
-          <w:ilvl w:val="4"/>
-          <w:numId w:val="1"/>
-        </w:numPr>
-        <w:rPr>
-          <w:rFonts w:ascii="Arial" w:hAnsi="Arial" w:cs="Arial"/>
-        </w:rPr>
-      </w:pPr>
-      <w:r>
-        <w:rPr>
-          <w:rFonts w:ascii="Arial" w:hAnsi="Arial" w:cs="Arial"/>
-        </w:rPr>
-        <w:t>Per més detalls de com funciona veure les indicacions de la funció ‘</w:t>
-      </w:r>
-      <w:r>
-        <w:rPr>
-          <w:rFonts w:ascii="Arial" w:hAnsi="Arial" w:cs="Arial"/>
-        </w:rPr>
-        <w:t>apply_liceu_entrance_fix’</w:t>
-      </w:r>
-      <w:r>
-        <w:rPr>
-          <w:rFonts w:ascii="Arial" w:hAnsi="Arial" w:cs="Arial"/>
-        </w:rPr>
-        <w:t xml:space="preserve"> de ‘algorithms_utils.py’ </w:t>
       </w:r>
     </w:p>
     <w:p>
@@ -1691,6 +1847,7 @@
         <w:rPr>
           <w:rFonts w:ascii="Arial" w:hAnsi="Arial" w:cs="Arial"/>
         </w:rPr>
+        <w:lastRenderedPageBreak/>
         <w:t>Un algortime que cada vegada que extreu un vèrtex de la pila és perquè aquest es trobarà al camí més curt</w:t>
       </w:r>
     </w:p>
@@ -1763,7 +1920,6 @@
         <w:rPr>
           <w:rFonts w:ascii="Arial" w:hAnsi="Arial" w:cs="Arial"/>
         </w:rPr>
-        <w:lastRenderedPageBreak/>
         <w:t>És raonable, doncs donada una ruta calcular la proporció \frac{nre. Vèrtexs al camí més curt}{nre. iteracions}</w:t>
       </w:r>
     </w:p>
@@ -1916,147 +2072,6 @@
         <w:rPr>
           <w:rFonts w:ascii="Arial" w:hAnsi="Arial" w:cs="Arial"/>
         </w:rPr>
-        <w:t>Anàlisi meu?</w:t>
-      </w:r>
-    </w:p>
-    <w:p>
-      <w:pPr>
-        <w:pStyle w:val="ListParagraph"/>
-        <w:ind w:left="2160"/>
-        <w:rPr>
-          <w:rFonts w:ascii="Arial" w:hAnsi="Arial" w:cs="Arial"/>
-        </w:rPr>
-      </w:pPr>
-      <w:r>
-        <w:rPr>
-          <w:rFonts w:ascii="Arial" w:hAnsi="Arial" w:cs="Arial"/>
-        </w:rPr>
-        <w:t>(No sé si això hauria d’anar abans)</w:t>
-      </w:r>
-    </w:p>
-    <w:p>
-      <w:pPr>
-        <w:pStyle w:val="ListParagraph"/>
-        <w:numPr>
-          <w:ilvl w:val="2"/>
-          <w:numId w:val="1"/>
-        </w:numPr>
-        <w:rPr>
-          <w:rFonts w:ascii="Arial" w:hAnsi="Arial" w:cs="Arial"/>
-        </w:rPr>
-      </w:pPr>
-      <w:r>
-        <w:rPr>
-          <w:rFonts w:ascii="Arial" w:hAnsi="Arial" w:cs="Arial"/>
-        </w:rPr>
-        <w:t>Intuïtivament:</w:t>
-      </w:r>
-    </w:p>
-    <w:p>
-      <w:pPr>
-        <w:pStyle w:val="ListParagraph"/>
-        <w:numPr>
-          <w:ilvl w:val="3"/>
-          <w:numId w:val="1"/>
-        </w:numPr>
-        <w:rPr>
-          <w:rFonts w:ascii="Arial" w:hAnsi="Arial" w:cs="Arial"/>
-        </w:rPr>
-      </w:pPr>
-      <w:r>
-        <w:rPr>
-          <w:rFonts w:ascii="Arial" w:hAnsi="Arial" w:cs="Arial"/>
-        </w:rPr>
-        <w:t>El Dijsktra és com si anés amb una bena als ulls</w:t>
-      </w:r>
-    </w:p>
-    <w:p>
-      <w:pPr>
-        <w:pStyle w:val="ListParagraph"/>
-        <w:numPr>
-          <w:ilvl w:val="3"/>
-          <w:numId w:val="1"/>
-        </w:numPr>
-        <w:rPr>
-          <w:rFonts w:ascii="Arial" w:hAnsi="Arial" w:cs="Arial"/>
-        </w:rPr>
-      </w:pPr>
-      <w:r>
-        <w:rPr>
-          <w:rFonts w:ascii="Arial" w:hAnsi="Arial" w:cs="Arial"/>
-        </w:rPr>
-        <w:t>L’A* com si tingués una bena als ulls però amb intuïció i noció d’on és més probable que estigui el Target (pista)</w:t>
-      </w:r>
-    </w:p>
-    <w:p>
-      <w:pPr>
-        <w:pStyle w:val="ListParagraph"/>
-        <w:numPr>
-          <w:ilvl w:val="2"/>
-          <w:numId w:val="1"/>
-        </w:numPr>
-        <w:rPr>
-          <w:rFonts w:ascii="Arial" w:hAnsi="Arial" w:cs="Arial"/>
-        </w:rPr>
-      </w:pPr>
-      <w:r>
-        <w:rPr>
-          <w:rFonts w:ascii="Arial" w:hAnsi="Arial" w:cs="Arial"/>
-        </w:rPr>
-        <w:t>Consistència vs admissibilitat</w:t>
-      </w:r>
-    </w:p>
-    <w:p>
-      <w:pPr>
-        <w:pStyle w:val="ListParagraph"/>
-        <w:numPr>
-          <w:ilvl w:val="3"/>
-          <w:numId w:val="1"/>
-        </w:numPr>
-        <w:rPr>
-          <w:rFonts w:ascii="Arial" w:hAnsi="Arial" w:cs="Arial"/>
-        </w:rPr>
-      </w:pPr>
-      <w:r>
-        <w:rPr>
-          <w:rFonts w:ascii="Arial" w:hAnsi="Arial" w:cs="Arial"/>
-        </w:rPr>
-        <w:t>Si hi ha temps, exemples</w:t>
-      </w:r>
-    </w:p>
-    <w:p>
-      <w:pPr>
-        <w:pStyle w:val="ListParagraph"/>
-        <w:numPr>
-          <w:ilvl w:val="2"/>
-          <w:numId w:val="1"/>
-        </w:numPr>
-        <w:rPr>
-          <w:rFonts w:ascii="Arial" w:hAnsi="Arial" w:cs="Arial"/>
-        </w:rPr>
-      </w:pPr>
-      <w:r>
-        <w:rPr>
-          <w:rFonts w:ascii="Arial" w:hAnsi="Arial" w:cs="Arial"/>
-        </w:rPr>
-        <w:t>Dubte Lluís: si h=0, llavors Open.BelongsTo i if dist==inf fan el mateix paper</w:t>
-      </w:r>
-    </w:p>
-    <w:p>
-      <w:pPr>
-        <w:pStyle w:val="ListParagraph"/>
-        <w:numPr>
-          <w:ilvl w:val="1"/>
-          <w:numId w:val="1"/>
-        </w:numPr>
-        <w:rPr>
-          <w:rFonts w:ascii="Arial" w:hAnsi="Arial" w:cs="Arial"/>
-        </w:rPr>
-      </w:pPr>
-      <w:r>
-        <w:rPr>
-          <w:rFonts w:ascii="Arial" w:hAnsi="Arial" w:cs="Arial"/>
-        </w:rPr>
         <w:t>Programació de l’algoritme</w:t>
       </w:r>
       <w:r>
@@ -2661,6 +2676,12 @@
           <w:rFonts w:ascii="Arial" w:hAnsi="Arial" w:cs="Arial"/>
         </w:rPr>
         <w:t>_geo</w:t>
+      </w:r>
+      <w:r>
+        <w:rPr>
+          <w:rFonts w:ascii="Apple Color Emoji" w:hAnsi="Apple Color Emoji" w:cs="Arial"/>
+        </w:rPr>
+        <w:t>✅</w:t>
       </w:r>
     </w:p>
     <w:p>
@@ -2770,12 +2791,6 @@
       </w:pPr>
       <w:r>
         <w:rPr>
-          <w:rFonts w:ascii="Apple Color Emoji" w:hAnsi="Apple Color Emoji" w:cs="Arial"/>
-        </w:rPr>
-        <w:t>❗️❗️❗️</w:t>
-      </w:r>
-      <w:r>
-        <w:rPr>
           <w:rFonts w:ascii="Arial" w:hAnsi="Arial" w:cs="Arial"/>
         </w:rPr>
         <w:t>Admissibilitat</w:t>
@@ -3309,6 +3324,18 @@
         </w:rPr>
         <w:t>_bcn</w:t>
       </w:r>
+      <w:r>
+        <w:rPr>
+          <w:rFonts w:ascii="Arial" w:hAnsi="Arial" w:cs="Arial"/>
+        </w:rPr>
+        <w:t xml:space="preserve"> </w:t>
+      </w:r>
+      <w:r>
+        <w:rPr>
+          <w:rFonts w:ascii="Apple Color Emoji" w:hAnsi="Apple Color Emoji" w:cs="Arial"/>
+        </w:rPr>
+        <w:t>✅</w:t>
+      </w:r>
     </w:p>
     <w:p>
       <w:pPr>
@@ -3368,6 +3395,36 @@
         <w:rPr>
           <w:rFonts w:ascii="Arial" w:hAnsi="Arial" w:cs="Arial"/>
         </w:rPr>
+        <w:t>Intro</w:t>
+      </w:r>
+      <w:r>
+        <w:rPr>
+          <w:rFonts w:ascii="Arial" w:hAnsi="Arial" w:cs="Arial"/>
+        </w:rPr>
+        <w:t xml:space="preserve"> </w:t>
+      </w:r>
+      <w:r>
+        <w:rPr>
+          <w:rFonts w:ascii="Apple Color Emoji" w:hAnsi="Apple Color Emoji" w:cs="Arial"/>
+        </w:rPr>
+        <w:t>✅</w:t>
+      </w:r>
+    </w:p>
+    <w:p>
+      <w:pPr>
+        <w:pStyle w:val="ListParagraph"/>
+        <w:numPr>
+          <w:ilvl w:val="1"/>
+          <w:numId w:val="1"/>
+        </w:numPr>
+        <w:rPr>
+          <w:rFonts w:ascii="Arial" w:hAnsi="Arial" w:cs="Arial"/>
+        </w:rPr>
+      </w:pPr>
+      <w:r>
+        <w:rPr>
+          <w:rFonts w:ascii="Arial" w:hAnsi="Arial" w:cs="Arial"/>
+        </w:rPr>
         <w:t>Definició</w:t>
       </w:r>
       <w:r>
@@ -3376,6 +3433,18 @@
         </w:rPr>
         <w:t xml:space="preserve"> de l’heurística h_bcn</w:t>
       </w:r>
+      <w:r>
+        <w:rPr>
+          <w:rFonts w:ascii="Arial" w:hAnsi="Arial" w:cs="Arial"/>
+        </w:rPr>
+        <w:t xml:space="preserve"> </w:t>
+      </w:r>
+      <w:r>
+        <w:rPr>
+          <w:rFonts w:ascii="Apple Color Emoji" w:hAnsi="Apple Color Emoji" w:cs="Arial"/>
+        </w:rPr>
+        <w:t>✅</w:t>
+      </w:r>
     </w:p>
     <w:p>
       <w:pPr>
@@ -3394,6 +3463,18 @@
         </w:rPr>
         <w:t>A SB no és trampa perquè…</w:t>
       </w:r>
+      <w:r>
+        <w:rPr>
+          <w:rFonts w:ascii="Arial" w:hAnsi="Arial" w:cs="Arial"/>
+        </w:rPr>
+        <w:t xml:space="preserve"> </w:t>
+      </w:r>
+      <w:r>
+        <w:rPr>
+          <w:rFonts w:ascii="Apple Color Emoji" w:hAnsi="Apple Color Emoji" w:cs="Arial"/>
+        </w:rPr>
+        <w:t>✅</w:t>
+      </w:r>
     </w:p>
     <w:p>
       <w:pPr>
@@ -3408,15 +3489,21 @@
       </w:pPr>
       <w:r>
         <w:rPr>
+          <w:rFonts w:ascii="Arial" w:hAnsi="Arial" w:cs="Arial"/>
+        </w:rPr>
+        <w:t>Admissibilitat</w:t>
+      </w:r>
+      <w:r>
+        <w:rPr>
+          <w:rFonts w:ascii="Arial" w:hAnsi="Arial" w:cs="Arial"/>
+        </w:rPr>
+        <w:t xml:space="preserve"> </w:t>
+      </w:r>
+      <w:r>
+        <w:rPr>
           <w:rFonts w:ascii="Apple Color Emoji" w:hAnsi="Apple Color Emoji" w:cs="Arial"/>
         </w:rPr>
-        <w:t>❗️❗️❗️</w:t>
-      </w:r>
-      <w:r>
-        <w:rPr>
-          <w:rFonts w:ascii="Arial" w:hAnsi="Arial" w:cs="Arial"/>
-        </w:rPr>
-        <w:t>Admissibilitat</w:t>
+        <w:t>✅</w:t>
       </w:r>
     </w:p>
     <w:p>
@@ -3436,6 +3523,18 @@
         </w:rPr>
         <w:t>Esperances de com pot millorar això i per què</w:t>
       </w:r>
+      <w:r>
+        <w:rPr>
+          <w:rFonts w:ascii="Arial" w:hAnsi="Arial" w:cs="Arial"/>
+        </w:rPr>
+        <w:t xml:space="preserve"> </w:t>
+      </w:r>
+      <w:r>
+        <w:rPr>
+          <w:rFonts w:ascii="Apple Color Emoji" w:hAnsi="Apple Color Emoji" w:cs="Arial"/>
+        </w:rPr>
+        <w:t>✅</w:t>
+      </w:r>
     </w:p>
     <w:p>
       <w:pPr>
@@ -3453,6 +3552,30 @@
           <w:rFonts w:ascii="Arial" w:hAnsi="Arial" w:cs="Arial"/>
         </w:rPr>
         <w:t>Comparació</w:t>
+      </w:r>
+    </w:p>
+    <w:p>
+      <w:pPr>
+        <w:pStyle w:val="ListParagraph"/>
+        <w:numPr>
+          <w:ilvl w:val="2"/>
+          <w:numId w:val="1"/>
+        </w:numPr>
+        <w:rPr>
+          <w:rFonts w:ascii="Arial" w:hAnsi="Arial" w:cs="Arial"/>
+        </w:rPr>
+      </w:pPr>
+      <w:r>
+        <w:rPr>
+          <w:rFonts w:ascii="Arial" w:hAnsi="Arial" w:cs="Arial"/>
+        </w:rPr>
+        <w:t xml:space="preserve">Intro </w:t>
+      </w:r>
+      <w:r>
+        <w:rPr>
+          <w:rFonts w:ascii="Apple Color Emoji" w:hAnsi="Apple Color Emoji" w:cs="Arial"/>
+        </w:rPr>
+        <w:t>✅</w:t>
       </w:r>
     </w:p>
     <w:p>
@@ -3520,6 +3643,18 @@
           <w:rFonts w:ascii="Arial" w:hAnsi="Arial" w:cs="Arial"/>
         </w:rPr>
         <w:t>Intuïció de no ser suficientment bo pel tema de les entrades</w:t>
+      </w:r>
+      <w:r>
+        <w:rPr>
+          <w:rFonts w:ascii="Arial" w:hAnsi="Arial" w:cs="Arial"/>
+        </w:rPr>
+        <w:t xml:space="preserve"> </w:t>
+      </w:r>
+      <w:r>
+        <w:rPr>
+          <w:rFonts w:ascii="Apple Color Emoji" w:hAnsi="Apple Color Emoji" w:cs="Arial"/>
+        </w:rPr>
+        <w:t>✅</w:t>
       </w:r>
     </w:p>
     <w:p>
@@ -3740,14 +3875,7 @@
           <w:rFonts w:ascii="Arial" w:hAnsi="Arial" w:cs="Arial"/>
           <w:color w:val="945200"/>
         </w:rPr>
-        <w:t xml:space="preserve">️ Mirar </w:t>
-      </w:r>
-      <w:r>
-        <w:rPr>
-          <w:rFonts w:ascii="Arial" w:hAnsi="Arial" w:cs="Arial"/>
-          <w:color w:val="945200"/>
-        </w:rPr>
-        <w:t>.docu/Conclusions.docx</w:t>
+        <w:t>️ Mirar .docu/Conclusions.docx</w:t>
       </w:r>
     </w:p>
     <w:p>
@@ -3802,14 +3930,7 @@
           <w:rFonts w:ascii="Arial" w:hAnsi="Arial" w:cs="Arial"/>
           <w:color w:val="945200"/>
         </w:rPr>
-        <w:t xml:space="preserve">️ Mirar </w:t>
-      </w:r>
-      <w:r>
-        <w:rPr>
-          <w:rFonts w:ascii="Arial" w:hAnsi="Arial" w:cs="Arial"/>
-          <w:color w:val="945200"/>
-        </w:rPr>
-        <w:t>.docu/Plantejament del treball.docx</w:t>
+        <w:t>️ Mirar .docu/Plantejament del treball.docx</w:t>
       </w:r>
     </w:p>
     <w:p>
@@ -3850,6 +3971,7 @@
           </mc:AlternateContent>
           <w:color w:val="945200"/>
         </w:rPr>
+        <w:lastRenderedPageBreak/>
         <mc:AlternateContent>
           <mc:Choice Requires="w16se">
             <w16se:symEx w16se:font="Apple Color Emoji" w16se:char="1F441"/>
@@ -3871,14 +3993,7 @@
           <w:rFonts w:ascii="Arial" w:hAnsi="Arial" w:cs="Arial"/>
           <w:color w:val="945200"/>
         </w:rPr>
-        <w:t xml:space="preserve">Mirar </w:t>
-      </w:r>
-      <w:r>
-        <w:rPr>
-          <w:rFonts w:ascii="Arial" w:hAnsi="Arial" w:cs="Arial"/>
-          <w:color w:val="945200"/>
-        </w:rPr>
-        <w:t>.docu/Pròxims treballs.docx</w:t>
+        <w:t>Mirar .docu/Pròxims treballs.docx</w:t>
       </w:r>
     </w:p>
     <w:p>
@@ -3899,7 +4014,7 @@
 </file>
 
 <file path=word/numbering.xml><?xml version="1.0" encoding="utf-8"?>
-<w:numbering xmlns:wpc="http://schemas.microsoft.com/office/word/2010/wordprocessingCanvas" xmlns:cx="http://schemas.microsoft.com/office/drawing/2014/chartex" xmlns:cx1="http://schemas.microsoft.com/office/drawing/2015/9/8/chartex" xmlns:cx2="http://schemas.microsoft.com/office/drawing/2015/10/21/chartex" xmlns:cx3="http://schemas.microsoft.com/office/drawing/2016/5/9/chartex" xmlns:cx4="http://schemas.microsoft.com/office/drawing/2016/5/10/chartex" xmlns:cx5="http://schemas.microsoft.com/office/drawing/2016/5/11/chartex" xmlns:cx6="http://schemas.microsoft.com/office/drawing/2016/5/12/chartex" xmlns:cx7="http://schemas.microsoft.com/office/drawing/2016/5/13/chartex" xmlns:cx8="http://schemas.microsoft.com/office/drawing/2016/5/14/chartex" xmlns:mc="http://schemas.openxmlformats.org/markup-compatibility/2006" xmlns:m="http://schemas.openxmlformats.org/officeDocument/2006/math" xmlns:aink="http://schemas.microsoft.com/office/drawing/2016/ink" xmlns:am3d="http://schemas.microsoft.com/office/drawing/2017/model3d" xmlns:oel="http://schemas.microsoft.com/office/2019/extlst" xmlns:r="http://schemas.openxmlformats.org/officeDocument/2006/relationships" xmlns:wp14="http://schemas.microsoft.com/office/word/2010/wordprocessingDrawing" xmlns:wp="http://schemas.openxmlformats.org/drawingml/2006/wordprocessingDrawing" xmlns:wpg="http://schemas.microsoft.com/office/word/2010/wordprocessingGroup" xmlns:wpi="http://schemas.microsoft.com/office/word/2010/wordprocessingInk" xmlns:wps="http://schemas.microsoft.com/office/word/2010/wordprocessingShape" xmlns:o="urn:schemas-microsoft-com:office:office" xmlns:v="urn:schemas-microsoft-com:vml" xmlns:w10="urn:schemas-microsoft-com:office:word" xmlns:w="http://schemas.openxmlformats.org/wordprocessingml/2006/main" xmlns:w14="http://schemas.microsoft.com/office/word/2010/wordml" xmlns:w15="http://schemas.microsoft.com/office/word/2012/wordml" xmlns:w16cex="http://schemas.microsoft.com/office/word/2018/wordml/cex" xmlns:w16cid="http://schemas.microsoft.com/office/word/2016/wordml/cid" xmlns:w16="http://schemas.microsoft.com/office/word/2018/wordml" xmlns:w16sdtdh="http://schemas.microsoft.com/office/word/2020/wordml/sdtdatahash" xmlns:w16sdtfl="http://schemas.microsoft.com/office/word/2024/wordml/sdtformatlock" xmlns:w16se="http://schemas.microsoft.com/office/word/2015/wordml/symex" xmlns:w16du="http://schemas.microsoft.com/office/word/2023/wordml/word16du" xmlns:wne="http://schemas.microsoft.com/office/word/2006/wordml" mc:Ignorable="w14 w15 w16se w16cid w16 w16cex w16sdtdh w16sdtfl w16du wp14">
+<w:numbering xmlns:wpc="http://schemas.microsoft.com/office/word/2010/wordprocessingCanvas" xmlns:cx="http://schemas.microsoft.com/office/drawing/2014/chartex" xmlns:cx1="http://schemas.microsoft.com/office/drawing/2015/9/8/chartex" xmlns:cx2="http://schemas.microsoft.com/office/drawing/2015/10/21/chartex" xmlns:cx3="http://schemas.microsoft.com/office/drawing/2016/5/9/chartex" xmlns:cx4="http://schemas.microsoft.com/office/drawing/2016/5/10/chartex" xmlns:cx5="http://schemas.microsoft.com/office/drawing/2016/5/11/chartex" xmlns:cx6="http://schemas.microsoft.com/office/drawing/2016/5/12/chartex" xmlns:cx7="http://schemas.microsoft.com/office/drawing/2016/5/13/chartex" xmlns:cx8="http://schemas.microsoft.com/office/drawing/2016/5/14/chartex" xmlns:mc="http://schemas.openxmlformats.org/markup-compatibility/2006" xmlns:m="http://schemas.openxmlformats.org/officeDocument/2006/math" xmlns:aink="http://schemas.microsoft.com/office/drawing/2016/ink" xmlns:am3d="http://schemas.microsoft.com/office/drawing/2017/model3d" xmlns:oel="http://schemas.microsoft.com/office/2019/extlst" xmlns:r="http://schemas.openxmlformats.org/officeDocument/2006/relationships" xmlns:wp14="http://schemas.microsoft.com/office/word/2010/wordprocessingDrawing" xmlns:wp="http://schemas.openxmlformats.org/drawingml/2006/wordprocessingDrawing" xmlns:wpg="http://schemas.microsoft.com/office/word/2010/wordprocessingGroup" xmlns:wpi="http://schemas.microsoft.com/office/word/2010/wordprocessingInk" xmlns:wps="http://schemas.microsoft.com/office/word/2010/wordprocessingShape" xmlns:o="urn:schemas-microsoft-com:office:office" xmlns:v="urn:schemas-microsoft-com:vml" xmlns:w10="urn:schemas-microsoft-com:office:word" xmlns:w="http://schemas.openxmlformats.org/wordprocessingml/2006/main" xmlns:w14="http://schemas.microsoft.com/office/word/2010/wordml" xmlns:w15="http://schemas.microsoft.com/office/word/2012/wordml" xmlns:w16cei="http://schemas.microsoft.com/office/word/2026/wordml/cei" xmlns:w16cex="http://schemas.microsoft.com/office/word/2018/wordml/cex" xmlns:w16cid="http://schemas.microsoft.com/office/word/2016/wordml/cid" xmlns:w16="http://schemas.microsoft.com/office/word/2018/wordml" xmlns:w16sdtdh="http://schemas.microsoft.com/office/word/2020/wordml/sdtdatahash" xmlns:w16sdtfl="http://schemas.microsoft.com/office/word/2024/wordml/sdtformatlock" xmlns:w16se="http://schemas.microsoft.com/office/word/2015/wordml/symex" xmlns:w16du="http://schemas.microsoft.com/office/word/2023/wordml/word16du" xmlns:wne="http://schemas.microsoft.com/office/word/2006/wordml" mc:Ignorable="w14 w15 w16se w16cid w16 w16cex w16sdtdh w16sdtfl w16du wp14">
   <w:abstractNum w:abstractNumId="0" w15:restartNumberingAfterBreak="0">
     <w:nsid w:val="05425570"/>
     <w:multiLevelType w:val="hybridMultilevel"/>
@@ -4752,6 +4867,95 @@
       </w:pPr>
     </w:lvl>
     <w:lvl w:ilvl="4" w:tplc="08090019" w:tentative="1">
+      <w:start w:val="1"/>
+      <w:numFmt w:val="lowerLetter"/>
+      <w:lvlText w:val="%5."/>
+      <w:lvlJc w:val="left"/>
+      <w:pPr>
+        <w:ind w:left="3600" w:hanging="360"/>
+      </w:pPr>
+    </w:lvl>
+    <w:lvl w:ilvl="5" w:tplc="0809001B" w:tentative="1">
+      <w:start w:val="1"/>
+      <w:numFmt w:val="lowerRoman"/>
+      <w:lvlText w:val="%6."/>
+      <w:lvlJc w:val="right"/>
+      <w:pPr>
+        <w:ind w:left="4320" w:hanging="180"/>
+      </w:pPr>
+    </w:lvl>
+    <w:lvl w:ilvl="6" w:tplc="0809000F" w:tentative="1">
+      <w:start w:val="1"/>
+      <w:numFmt w:val="decimal"/>
+      <w:lvlText w:val="%7."/>
+      <w:lvlJc w:val="left"/>
+      <w:pPr>
+        <w:ind w:left="5040" w:hanging="360"/>
+      </w:pPr>
+    </w:lvl>
+    <w:lvl w:ilvl="7" w:tplc="08090019" w:tentative="1">
+      <w:start w:val="1"/>
+      <w:numFmt w:val="lowerLetter"/>
+      <w:lvlText w:val="%8."/>
+      <w:lvlJc w:val="left"/>
+      <w:pPr>
+        <w:ind w:left="5760" w:hanging="360"/>
+      </w:pPr>
+    </w:lvl>
+    <w:lvl w:ilvl="8" w:tplc="0809001B" w:tentative="1">
+      <w:start w:val="1"/>
+      <w:numFmt w:val="lowerRoman"/>
+      <w:lvlText w:val="%9."/>
+      <w:lvlJc w:val="right"/>
+      <w:pPr>
+        <w:ind w:left="6480" w:hanging="180"/>
+      </w:pPr>
+    </w:lvl>
+  </w:abstractNum>
+  <w:abstractNum w:abstractNumId="9" w15:restartNumberingAfterBreak="0">
+    <w:nsid w:val="72225D7D"/>
+    <w:multiLevelType w:val="hybridMultilevel"/>
+    <w:tmpl w:val="F634BD6A"/>
+    <w:lvl w:ilvl="0" w:tplc="0809000F">
+      <w:start w:val="1"/>
+      <w:numFmt w:val="decimal"/>
+      <w:lvlText w:val="%1."/>
+      <w:lvlJc w:val="left"/>
+      <w:pPr>
+        <w:ind w:left="720" w:hanging="360"/>
+      </w:pPr>
+      <w:rPr>
+        <w:rFonts w:hint="default"/>
+      </w:rPr>
+    </w:lvl>
+    <w:lvl w:ilvl="1" w:tplc="08090019">
+      <w:start w:val="1"/>
+      <w:numFmt w:val="lowerLetter"/>
+      <w:lvlText w:val="%2."/>
+      <w:lvlJc w:val="left"/>
+      <w:pPr>
+        <w:ind w:left="1440" w:hanging="360"/>
+      </w:pPr>
+    </w:lvl>
+    <w:lvl w:ilvl="2" w:tplc="0809001B">
+      <w:start w:val="1"/>
+      <w:numFmt w:val="lowerRoman"/>
+      <w:lvlText w:val="%3."/>
+      <w:lvlJc w:val="right"/>
+      <w:pPr>
+        <w:ind w:left="2160" w:hanging="180"/>
+      </w:pPr>
+    </w:lvl>
+    <w:lvl w:ilvl="3" w:tplc="0809000F">
+      <w:start w:val="1"/>
+      <w:numFmt w:val="decimal"/>
+      <w:lvlText w:val="%4."/>
+      <w:lvlJc w:val="left"/>
+      <w:pPr>
+        <w:ind w:left="2880" w:hanging="360"/>
+      </w:pPr>
+    </w:lvl>
+    <w:lvl w:ilvl="4" w:tplc="08090019">
       <w:start w:val="1"/>
       <w:numFmt w:val="lowerLetter"/>
       <w:lvlText w:val="%5."/>
@@ -4823,6 +5027,9 @@
   </w:num>
   <w:num w:numId="9" w16cid:durableId="103185975">
     <w:abstractNumId w:val="8"/>
+  </w:num>
+  <w:num w:numId="10" w16cid:durableId="1254778843">
+    <w:abstractNumId w:val="9"/>
   </w:num>
 </w:numbering>
 </file>

--- a/.docu/Memòria/Part pràctica + detallada.docx
+++ b/.docu/Memòria/Part pràctica + detallada.docx
@@ -220,6 +220,26 @@
         <w:rPr>
           <w:rFonts w:ascii="Arial" w:hAnsi="Arial" w:cs="Arial"/>
         </w:rPr>
+        <w:t>Hipòtesis?</w:t>
+      </w:r>
+    </w:p>
+    <w:p>
+      <w:pPr>
+        <w:pStyle w:val="ListParagraph"/>
+        <w:numPr>
+          <w:ilvl w:val="0"/>
+          <w:numId w:val="6"/>
+        </w:numPr>
+        <w:rPr>
+          <w:rFonts w:ascii="Helvetica" w:hAnsi="Helvetica"/>
+          <w:color w:val="222222"/>
+          <w:shd w:val="clear" w:color="auto" w:fill="FFFFFF"/>
+        </w:rPr>
+      </w:pPr>
+      <w:r>
+        <w:rPr>
+          <w:rFonts w:ascii="Arial" w:hAnsi="Arial" w:cs="Arial"/>
+        </w:rPr>
         <w:t xml:space="preserve">X + detalls de la implementació al repositori del github + enllaç </w:t>
       </w:r>
     </w:p>
@@ -552,6 +572,7 @@
         <w:rPr>
           <w:rFonts w:ascii="Arial" w:hAnsi="Arial" w:cs="Arial"/>
         </w:rPr>
+        <w:lastRenderedPageBreak/>
         <w:t>Procés</w:t>
       </w:r>
     </w:p>
@@ -570,7 +591,6 @@
         <w:rPr>
           <w:rFonts w:ascii="Arial" w:hAnsi="Arial" w:cs="Arial"/>
         </w:rPr>
-        <w:lastRenderedPageBreak/>
         <w:t>Tipus de g</w:t>
       </w:r>
       <w:r>
@@ -1231,6 +1251,7 @@
         <w:rPr>
           <w:rFonts w:ascii="Arial" w:hAnsi="Arial" w:cs="Arial"/>
         </w:rPr>
+        <w:lastRenderedPageBreak/>
         <w:t>Entrada Alcolea</w:t>
       </w:r>
     </w:p>
@@ -1249,7 +1270,6 @@
         <w:rPr>
           <w:rFonts w:ascii="Arial" w:hAnsi="Arial" w:cs="Arial"/>
         </w:rPr>
-        <w:lastRenderedPageBreak/>
         <w:t>Cas Liceu</w:t>
       </w:r>
     </w:p>
